--- a/BACKUP&RECOVERY/10장/10장_실습문제_추가서술형_정답.docx
+++ b/BACKUP&RECOVERY/10장/10장_실습문제_추가서술형_정답.docx
@@ -4348,7 +4348,7 @@
           <w:rFonts w:ascii="Consolas" w:hAnsi="Consolas" w:eastAsia="Consolas"/>
           <w:sz w:val="19"/>
         </w:rPr>
-        <w:t>SYS@orcl&gt; !cp -p /u02/oradata/ORCL/*.dbf /home/oracle/before_recover/</w:t>
+        <w:t>SYS@orcl&gt; !cp -p /u01/app/oracle/oradata/orcl/*.dbf /home/oracle/before_recover/</w:t>
       </w:r>
     </w:p>
     <w:p>
@@ -4427,7 +4427,7 @@
           <w:rFonts w:ascii="Consolas" w:hAnsi="Consolas" w:eastAsia="Consolas"/>
           <w:sz w:val="19"/>
         </w:rPr>
-        <w:t>SYS@orcl&gt; !cp -p /home/oracle/backup/ch10/*.dbf /u02/oradata/ORCL/</w:t>
+        <w:t>SYS@orcl&gt; !cp -p /home/oracle/backup/ch10/*.dbf /u02/oradata/orcl/</w:t>
       </w:r>
     </w:p>
     <w:p>
@@ -4866,7 +4866,7 @@
           <w:rFonts w:ascii="Consolas" w:hAnsi="Consolas" w:eastAsia="Consolas"/>
           <w:sz w:val="19"/>
         </w:rPr>
-        <w:t>SYS@orcl&gt; !cp -p /home/oracle/backup/ch10/*.dbf /u02/oradata/ORCL/</w:t>
+        <w:t>SYS@orcl&gt; !cp -p /home/oracle/backup/ch10/*.dbf /u02/oradata/orcl/</w:t>
       </w:r>
     </w:p>
     <w:p>
@@ -5210,7 +5210,7 @@
           <w:rFonts w:ascii="Consolas" w:hAnsi="Consolas" w:eastAsia="Consolas"/>
           <w:sz w:val="19"/>
         </w:rPr>
-        <w:t xml:space="preserve">  2    DBMS_LOGMNR.ADD_LOGFILE('/u02/arch1/1_61_1200530011.dbf', DBMS_LOGMNR.NEW);</w:t>
+        <w:t xml:space="preserve">  2    DBMS_LOGMNR.ADD_LOGFILE('/home/oracle/arch1/arch_1_61_1200533800.arc', DBMS_LOGMNR.NEW);</w:t>
       </w:r>
     </w:p>
     <w:p>
@@ -5223,7 +5223,7 @@
           <w:rFonts w:ascii="Consolas" w:hAnsi="Consolas" w:eastAsia="Consolas"/>
           <w:sz w:val="19"/>
         </w:rPr>
-        <w:t xml:space="preserve">  3    DBMS_LOGMNR.ADD_LOGFILE('/u01/app/oracle/oradata/ORCL/redo01.log',</w:t>
+        <w:t xml:space="preserve">  3    DBMS_LOGMNR.ADD_LOGFILE('/u01/app/oracle/oradata/orcl/redo01.log',</w:t>
       </w:r>
     </w:p>
     <w:p>
@@ -5432,7 +5432,7 @@
           <w:rFonts w:ascii="Consolas" w:hAnsi="Consolas" w:eastAsia="Consolas"/>
           <w:sz w:val="19"/>
         </w:rPr>
-        <w:t>SYS@orcl&gt; !cp -p /home/oracle/backup/ch10/*.dbf /u02/oradata/ORCL/</w:t>
+        <w:t>SYS@orcl&gt; !cp -p /home/oracle/backup/ch10/*.dbf /u02/oradata/orcl/</w:t>
       </w:r>
     </w:p>
     <w:p>
@@ -5830,7 +5830,7 @@
           <w:rFonts w:ascii="Consolas" w:hAnsi="Consolas" w:eastAsia="Consolas"/>
           <w:sz w:val="19"/>
         </w:rPr>
-        <w:t>SYS@orcl&gt; !cp -p /home/oracle/backup/ch10/*.dbf /u02/oradata/ORCL/</w:t>
+        <w:t>SYS@orcl&gt; !cp -p /home/oracle/backup/ch10/*.dbf /u02/oradata/orcl/</w:t>
       </w:r>
     </w:p>
     <w:p>
@@ -6215,7 +6215,7 @@
           <w:rFonts w:ascii="Consolas" w:hAnsi="Consolas" w:eastAsia="Consolas"/>
           <w:sz w:val="19"/>
         </w:rPr>
-        <w:t xml:space="preserve">  2    '/u02/oradata/ORCL/temp01.dbf' SIZE 60M REUSE;</w:t>
+        <w:t xml:space="preserve">  2    '/u01/app/oracle/oradata/orcl/temp01.dbf' SIZE 60M REUSE;</w:t>
       </w:r>
     </w:p>
     <w:p>
@@ -6412,7 +6412,7 @@
           <w:rFonts w:ascii="Consolas" w:hAnsi="Consolas" w:eastAsia="Consolas"/>
           <w:sz w:val="19"/>
         </w:rPr>
-        <w:t>SYS@orcl&gt; !cp -p /u02/oradata/ORCL/*.dbf /home/oracle/backup/after_reset/</w:t>
+        <w:t>SYS@orcl&gt; !cp -p /u01/app/oracle/oradata/orcl/*.dbf /home/oracle/backup/after_reset/</w:t>
       </w:r>
     </w:p>
     <w:p>
@@ -6707,7 +6707,7 @@
           <w:rFonts w:ascii="Consolas" w:hAnsi="Consolas" w:eastAsia="Consolas"/>
           <w:sz w:val="19"/>
         </w:rPr>
-        <w:t>SYS@orcl&gt; !df -h /u02/arch1</w:t>
+        <w:t>SYS@orcl&gt; !df -h /home/oracle/arch1</w:t>
       </w:r>
     </w:p>
     <w:p>
@@ -6893,7 +6893,7 @@
           <w:rFonts w:ascii="Consolas" w:hAnsi="Consolas" w:eastAsia="Consolas"/>
           <w:sz w:val="19"/>
         </w:rPr>
-        <w:t>SYS@orcl&gt; !ls -l /u01/app/oracle/oradata/ORCL/redo03.log</w:t>
+        <w:t>SYS@orcl&gt; !ls -l /u01/app/oracle/oradata/orcl/redo03.log</w:t>
       </w:r>
     </w:p>
     <w:p>
